--- a/Курс 3/МВ/06.05.2026/ИД23-1_МасловАН_YandexDataLens (Картография).docx
+++ b/Курс 3/МВ/06.05.2026/ИД23-1_МасловАН_YandexDataLens (Картография).docx
@@ -70,6 +70,7 @@
       <w:r>
         <w:rPr>
           <w:b/>
+          <w:noProof/>
         </w:rPr>
         <w:drawing>
           <wp:inline distT="0" distB="0" distL="0" distR="0" wp14:anchorId="3FF267CB" wp14:editId="4343CBFB">
@@ -87,7 +88,7 @@
                     <pic:cNvPicPr/>
                   </pic:nvPicPr>
                   <pic:blipFill>
-                    <a:blip r:embed="rId4"/>
+                    <a:blip r:embed="rId5"/>
                     <a:stretch>
                       <a:fillRect/>
                     </a:stretch>
@@ -146,6 +147,9 @@
     </w:p>
     <w:p>
       <w:r>
+        <w:rPr>
+          <w:noProof/>
+        </w:rPr>
         <w:lastRenderedPageBreak/>
         <w:drawing>
           <wp:inline distT="0" distB="0" distL="0" distR="0" wp14:anchorId="297593AE" wp14:editId="5744F377">
@@ -163,7 +167,7 @@
                     <pic:cNvPicPr/>
                   </pic:nvPicPr>
                   <pic:blipFill>
-                    <a:blip r:embed="rId5"/>
+                    <a:blip r:embed="rId6"/>
                     <a:stretch>
                       <a:fillRect/>
                     </a:stretch>
@@ -243,6 +247,9 @@
     </w:p>
     <w:p>
       <w:r>
+        <w:rPr>
+          <w:noProof/>
+        </w:rPr>
         <w:drawing>
           <wp:inline distT="0" distB="0" distL="0" distR="0" wp14:anchorId="5E322260" wp14:editId="365AC6FF">
             <wp:extent cx="5940425" cy="2585720"/>
@@ -259,7 +266,7 @@
                     <pic:cNvPicPr/>
                   </pic:nvPicPr>
                   <pic:blipFill>
-                    <a:blip r:embed="rId6"/>
+                    <a:blip r:embed="rId7"/>
                     <a:stretch>
                       <a:fillRect/>
                     </a:stretch>
@@ -284,7 +291,7 @@
       <w:pPr>
         <w:jc w:val="center"/>
         <w:rPr>
-          <w:rFonts w:asciiTheme="majorBidi" w:hAnsiTheme="majorBidi" w:cstheme="majorBidi" w:hint="eastAsia"/>
+          <w:rFonts w:asciiTheme="majorBidi" w:hAnsiTheme="majorBidi" w:cstheme="majorBidi"/>
           <w:bCs/>
           <w:sz w:val="28"/>
           <w:szCs w:val="28"/>
@@ -331,6 +338,9 @@
     <w:p/>
     <w:p>
       <w:r>
+        <w:rPr>
+          <w:noProof/>
+        </w:rPr>
         <w:lastRenderedPageBreak/>
         <w:drawing>
           <wp:inline distT="0" distB="0" distL="0" distR="0" wp14:anchorId="56AC9FCD" wp14:editId="051D313A">
@@ -348,7 +358,7 @@
                     <pic:cNvPicPr/>
                   </pic:nvPicPr>
                   <pic:blipFill>
-                    <a:blip r:embed="rId7"/>
+                    <a:blip r:embed="rId8"/>
                     <a:stretch>
                       <a:fillRect/>
                     </a:stretch>
@@ -377,7 +387,6 @@
           <w:bCs/>
           <w:sz w:val="28"/>
           <w:szCs w:val="28"/>
-          <w:lang w:val="en-US"/>
         </w:rPr>
       </w:pPr>
       <w:r>
@@ -425,7 +434,6 @@
           <w:bCs/>
           <w:sz w:val="28"/>
           <w:szCs w:val="28"/>
-          <w:lang w:val="en-US"/>
         </w:rPr>
       </w:pPr>
     </w:p>
@@ -443,6 +451,7 @@
         <w:rPr>
           <w:rFonts w:asciiTheme="majorBidi" w:hAnsiTheme="majorBidi" w:cstheme="majorBidi"/>
           <w:bCs/>
+          <w:noProof/>
           <w:sz w:val="28"/>
           <w:szCs w:val="28"/>
         </w:rPr>
@@ -462,7 +471,7 @@
                     <pic:cNvPicPr/>
                   </pic:nvPicPr>
                   <pic:blipFill>
-                    <a:blip r:embed="rId8"/>
+                    <a:blip r:embed="rId9"/>
                     <a:stretch>
                       <a:fillRect/>
                     </a:stretch>
@@ -534,6 +543,9 @@
     <w:p/>
     <w:p>
       <w:r>
+        <w:rPr>
+          <w:noProof/>
+        </w:rPr>
         <w:lastRenderedPageBreak/>
         <w:drawing>
           <wp:inline distT="0" distB="0" distL="0" distR="0" wp14:anchorId="6ECCF24F" wp14:editId="6267A28A">
@@ -551,7 +563,7 @@
                     <pic:cNvPicPr/>
                   </pic:nvPicPr>
                   <pic:blipFill>
-                    <a:blip r:embed="rId9"/>
+                    <a:blip r:embed="rId10"/>
                     <a:stretch>
                       <a:fillRect/>
                     </a:stretch>
@@ -630,7 +642,15 @@
     </w:p>
     <w:p/>
     <w:p>
-      <w:r>
+      <w:pPr>
+        <w:rPr>
+          <w:lang w:val="en-US"/>
+        </w:rPr>
+      </w:pPr>
+      <w:r>
+        <w:rPr>
+          <w:noProof/>
+        </w:rPr>
         <w:drawing>
           <wp:inline distT="0" distB="0" distL="0" distR="0" wp14:anchorId="49B01318" wp14:editId="5533DFE7">
             <wp:extent cx="5940425" cy="2737485"/>
@@ -647,7 +667,7 @@
                     <pic:cNvPicPr/>
                   </pic:nvPicPr>
                   <pic:blipFill>
-                    <a:blip r:embed="rId10"/>
+                    <a:blip r:embed="rId11"/>
                     <a:stretch>
                       <a:fillRect/>
                     </a:stretch>
@@ -767,47 +787,18 @@
         <w:t>https://datalens.yandex/6iyf26pcg2mkq</w:t>
       </w:r>
     </w:p>
-    <w:p>
-      <w:pPr>
-        <w:rPr>
+    <w:p/>
+    <w:p/>
+    <w:p/>
+    <w:p/>
+    <w:p/>
+    <w:p>
+      <w:pPr>
+        <w:rPr>
+          <w:b/>
+          <w:sz w:val="28"/>
+          <w:szCs w:val="28"/>
           <w:lang w:val="en-US"/>
-        </w:rPr>
-      </w:pPr>
-    </w:p>
-    <w:p>
-      <w:pPr>
-        <w:rPr>
-          <w:lang w:val="en-US"/>
-        </w:rPr>
-      </w:pPr>
-    </w:p>
-    <w:p>
-      <w:pPr>
-        <w:rPr>
-          <w:lang w:val="en-US"/>
-        </w:rPr>
-      </w:pPr>
-    </w:p>
-    <w:p>
-      <w:pPr>
-        <w:rPr>
-          <w:lang w:val="en-US"/>
-        </w:rPr>
-      </w:pPr>
-    </w:p>
-    <w:p>
-      <w:pPr>
-        <w:rPr>
-          <w:lang w:val="en-US"/>
-        </w:rPr>
-      </w:pPr>
-    </w:p>
-    <w:p>
-      <w:pPr>
-        <w:rPr>
-          <w:b/>
-          <w:sz w:val="28"/>
-          <w:szCs w:val="28"/>
         </w:rPr>
       </w:pPr>
       <w:r>
@@ -829,15 +820,299 @@
       </w:r>
     </w:p>
     <w:p>
-      <w:r>
-        <w:rPr>
-          <w:noProof/>
-        </w:rPr>
+      <w:pPr>
+        <w:rPr>
+          <w:bCs/>
+          <w:sz w:val="28"/>
+          <w:szCs w:val="28"/>
+        </w:rPr>
+      </w:pPr>
+      <w:r>
+        <w:rPr>
+          <w:bCs/>
+          <w:sz w:val="28"/>
+          <w:szCs w:val="28"/>
+        </w:rPr>
+        <w:t xml:space="preserve">Используются три датасета </w:t>
+      </w:r>
+      <w:r>
+        <w:rPr>
+          <w:bCs/>
+          <w:sz w:val="28"/>
+          <w:szCs w:val="28"/>
+          <w:lang w:val="en-US"/>
+        </w:rPr>
+        <w:t>Kaggle</w:t>
+      </w:r>
+      <w:r>
+        <w:rPr>
+          <w:bCs/>
+          <w:sz w:val="28"/>
+          <w:szCs w:val="28"/>
+        </w:rPr>
+        <w:t>:</w:t>
+      </w:r>
+      <w:r>
+        <w:rPr>
+          <w:bCs/>
+          <w:sz w:val="28"/>
+          <w:szCs w:val="28"/>
+        </w:rPr>
+        <w:br/>
+        <w:t xml:space="preserve">Население 2025: </w:t>
+      </w:r>
+      <w:r>
+        <w:rPr>
+          <w:bCs/>
+          <w:sz w:val="28"/>
+          <w:szCs w:val="28"/>
+        </w:rPr>
+        <w:t>https://www.kaggle.com/datasets/samithsachidanandan/world-population-by-countries-2025</w:t>
+      </w:r>
+    </w:p>
+    <w:p>
+      <w:pPr>
+        <w:rPr>
+          <w:bCs/>
+          <w:sz w:val="28"/>
+          <w:szCs w:val="28"/>
+        </w:rPr>
+      </w:pPr>
+      <w:r>
+        <w:rPr>
+          <w:bCs/>
+          <w:sz w:val="28"/>
+          <w:szCs w:val="28"/>
+        </w:rPr>
+        <w:t xml:space="preserve">ВВП </w:t>
+      </w:r>
+      <w:proofErr w:type="gramStart"/>
+      <w:r>
+        <w:rPr>
+          <w:bCs/>
+          <w:sz w:val="28"/>
+          <w:szCs w:val="28"/>
+        </w:rPr>
+        <w:t>2020-2025</w:t>
+      </w:r>
+      <w:proofErr w:type="gramEnd"/>
+      <w:r>
+        <w:rPr>
+          <w:bCs/>
+          <w:sz w:val="28"/>
+          <w:szCs w:val="28"/>
+        </w:rPr>
+        <w:t xml:space="preserve">: </w:t>
+      </w:r>
+      <w:r>
+        <w:rPr>
+          <w:bCs/>
+          <w:sz w:val="28"/>
+          <w:szCs w:val="28"/>
+        </w:rPr>
+        <w:br/>
+      </w:r>
+      <w:r>
+        <w:rPr>
+          <w:bCs/>
+          <w:sz w:val="28"/>
+          <w:szCs w:val="28"/>
+          <w:lang w:val="en-US"/>
+        </w:rPr>
+        <w:t>https</w:t>
+      </w:r>
+      <w:r>
+        <w:rPr>
+          <w:bCs/>
+          <w:sz w:val="28"/>
+          <w:szCs w:val="28"/>
+        </w:rPr>
+        <w:t>://</w:t>
+      </w:r>
+      <w:r>
+        <w:rPr>
+          <w:bCs/>
+          <w:sz w:val="28"/>
+          <w:szCs w:val="28"/>
+          <w:lang w:val="en-US"/>
+        </w:rPr>
+        <w:t>www</w:t>
+      </w:r>
+      <w:r>
+        <w:rPr>
+          <w:bCs/>
+          <w:sz w:val="28"/>
+          <w:szCs w:val="28"/>
+        </w:rPr>
+        <w:t>.</w:t>
+      </w:r>
+      <w:proofErr w:type="spellStart"/>
+      <w:r>
+        <w:rPr>
+          <w:bCs/>
+          <w:sz w:val="28"/>
+          <w:szCs w:val="28"/>
+          <w:lang w:val="en-US"/>
+        </w:rPr>
+        <w:t>kaggle</w:t>
+      </w:r>
+      <w:proofErr w:type="spellEnd"/>
+      <w:r>
+        <w:rPr>
+          <w:bCs/>
+          <w:sz w:val="28"/>
+          <w:szCs w:val="28"/>
+        </w:rPr>
+        <w:t>.</w:t>
+      </w:r>
+      <w:r>
+        <w:rPr>
+          <w:bCs/>
+          <w:sz w:val="28"/>
+          <w:szCs w:val="28"/>
+          <w:lang w:val="en-US"/>
+        </w:rPr>
+        <w:t>com</w:t>
+      </w:r>
+      <w:r>
+        <w:rPr>
+          <w:bCs/>
+          <w:sz w:val="28"/>
+          <w:szCs w:val="28"/>
+        </w:rPr>
+        <w:t>/</w:t>
+      </w:r>
+      <w:r>
+        <w:rPr>
+          <w:bCs/>
+          <w:sz w:val="28"/>
+          <w:szCs w:val="28"/>
+          <w:lang w:val="en-US"/>
+        </w:rPr>
+        <w:t>datasets</w:t>
+      </w:r>
+      <w:r>
+        <w:rPr>
+          <w:bCs/>
+          <w:sz w:val="28"/>
+          <w:szCs w:val="28"/>
+        </w:rPr>
+        <w:t>/</w:t>
+      </w:r>
+      <w:proofErr w:type="spellStart"/>
+      <w:r>
+        <w:rPr>
+          <w:bCs/>
+          <w:sz w:val="28"/>
+          <w:szCs w:val="28"/>
+          <w:lang w:val="en-US"/>
+        </w:rPr>
+        <w:t>codebynadiia</w:t>
+      </w:r>
+      <w:proofErr w:type="spellEnd"/>
+      <w:r>
+        <w:rPr>
+          <w:bCs/>
+          <w:sz w:val="28"/>
+          <w:szCs w:val="28"/>
+        </w:rPr>
+        <w:t>/</w:t>
+      </w:r>
+      <w:proofErr w:type="spellStart"/>
+      <w:r>
+        <w:rPr>
+          <w:bCs/>
+          <w:sz w:val="28"/>
+          <w:szCs w:val="28"/>
+          <w:lang w:val="en-US"/>
+        </w:rPr>
+        <w:t>gdp</w:t>
+      </w:r>
+      <w:proofErr w:type="spellEnd"/>
+      <w:r>
+        <w:rPr>
+          <w:bCs/>
+          <w:sz w:val="28"/>
+          <w:szCs w:val="28"/>
+        </w:rPr>
+        <w:t>-</w:t>
+      </w:r>
+      <w:r>
+        <w:rPr>
+          <w:bCs/>
+          <w:sz w:val="28"/>
+          <w:szCs w:val="28"/>
+          <w:lang w:val="en-US"/>
+        </w:rPr>
+        <w:t>per</w:t>
+      </w:r>
+      <w:r>
+        <w:rPr>
+          <w:bCs/>
+          <w:sz w:val="28"/>
+          <w:szCs w:val="28"/>
+        </w:rPr>
+        <w:t>-</w:t>
+      </w:r>
+      <w:r>
+        <w:rPr>
+          <w:bCs/>
+          <w:sz w:val="28"/>
+          <w:szCs w:val="28"/>
+          <w:lang w:val="en-US"/>
+        </w:rPr>
+        <w:t>country</w:t>
+      </w:r>
+      <w:r>
+        <w:rPr>
+          <w:bCs/>
+          <w:sz w:val="28"/>
+          <w:szCs w:val="28"/>
+        </w:rPr>
+        <w:t>-20202025</w:t>
+      </w:r>
+    </w:p>
+    <w:p>
+      <w:pPr>
+        <w:rPr>
+          <w:bCs/>
+          <w:sz w:val="28"/>
+          <w:szCs w:val="28"/>
+        </w:rPr>
+      </w:pPr>
+      <w:r>
+        <w:rPr>
+          <w:bCs/>
+          <w:sz w:val="28"/>
+          <w:szCs w:val="28"/>
+        </w:rPr>
+        <w:t xml:space="preserve">Координаты стран: </w:t>
+      </w:r>
+      <w:r>
+        <w:rPr>
+          <w:bCs/>
+          <w:sz w:val="28"/>
+          <w:szCs w:val="28"/>
+        </w:rPr>
+        <w:t>https://www.kaggle.com/datasets/paultimothymooney/latitude-and-longitude-for-every-country-and-state</w:t>
+      </w:r>
+    </w:p>
+    <w:p>
+      <w:pPr>
+        <w:rPr>
+          <w:bCs/>
+          <w:sz w:val="28"/>
+          <w:szCs w:val="28"/>
+        </w:rPr>
+      </w:pPr>
+    </w:p>
+    <w:p>
+      <w:r>
         <w:drawing>
-          <wp:inline distT="0" distB="0" distL="0" distR="0" wp14:anchorId="289901A7" wp14:editId="7CBCFF37">
-            <wp:extent cx="5940425" cy="2731770"/>
-            <wp:effectExtent l="0" t="0" r="3175" b="0"/>
-            <wp:docPr id="2051948500" name="Рисунок 1"/>
+          <wp:inline distT="0" distB="0" distL="0" distR="0" wp14:anchorId="3CC638E3" wp14:editId="6BBFF6AA">
+            <wp:extent cx="5940425" cy="3216275"/>
+            <wp:effectExtent l="0" t="0" r="3175" b="3175"/>
+            <wp:docPr id="1354893408" name="Рисунок 1"/>
             <wp:cNvGraphicFramePr>
               <a:graphicFrameLocks xmlns:a="http://schemas.openxmlformats.org/drawingml/2006/main" noChangeAspect="1"/>
             </wp:cNvGraphicFramePr>
@@ -845,144 +1120,7 @@
               <a:graphicData uri="http://schemas.openxmlformats.org/drawingml/2006/picture">
                 <pic:pic xmlns:pic="http://schemas.openxmlformats.org/drawingml/2006/picture">
                   <pic:nvPicPr>
-                    <pic:cNvPr id="2051948500" name=""/>
-                    <pic:cNvPicPr/>
-                  </pic:nvPicPr>
-                  <pic:blipFill>
-                    <a:blip r:embed="rId11"/>
-                    <a:stretch>
-                      <a:fillRect/>
-                    </a:stretch>
-                  </pic:blipFill>
-                  <pic:spPr>
-                    <a:xfrm>
-                      <a:off x="0" y="0"/>
-                      <a:ext cx="5940425" cy="2731770"/>
-                    </a:xfrm>
-                    <a:prstGeom prst="rect">
-                      <a:avLst/>
-                    </a:prstGeom>
-                  </pic:spPr>
-                </pic:pic>
-              </a:graphicData>
-            </a:graphic>
-          </wp:inline>
-        </w:drawing>
-      </w:r>
-    </w:p>
-    <w:p>
-      <w:pPr>
-        <w:tabs>
-          <w:tab w:val="center" w:pos="4677"/>
-          <w:tab w:val="left" w:pos="7392"/>
-        </w:tabs>
-        <w:rPr>
-          <w:rFonts w:asciiTheme="majorBidi" w:hAnsiTheme="majorBidi" w:cstheme="majorBidi"/>
-          <w:bCs/>
-          <w:sz w:val="28"/>
-          <w:szCs w:val="28"/>
-        </w:rPr>
-      </w:pPr>
-      <w:r>
-        <w:rPr>
-          <w:rFonts w:asciiTheme="majorBidi" w:hAnsiTheme="majorBidi" w:cstheme="majorBidi"/>
-          <w:bCs/>
-          <w:sz w:val="28"/>
-          <w:szCs w:val="28"/>
-        </w:rPr>
-        <w:tab/>
-      </w:r>
-      <w:r>
-        <w:rPr>
-          <w:rFonts w:asciiTheme="majorBidi" w:hAnsiTheme="majorBidi" w:cstheme="majorBidi"/>
-          <w:bCs/>
-          <w:sz w:val="28"/>
-          <w:szCs w:val="28"/>
-        </w:rPr>
-        <w:t xml:space="preserve">Рис. </w:t>
-      </w:r>
-      <w:r>
-        <w:rPr>
-          <w:rFonts w:asciiTheme="majorBidi" w:hAnsiTheme="majorBidi" w:cstheme="majorBidi"/>
-          <w:bCs/>
-          <w:sz w:val="28"/>
-          <w:szCs w:val="28"/>
-        </w:rPr>
-        <w:t>6</w:t>
-      </w:r>
-      <w:r>
-        <w:rPr>
-          <w:rFonts w:asciiTheme="majorBidi" w:hAnsiTheme="majorBidi" w:cstheme="majorBidi"/>
-          <w:bCs/>
-          <w:sz w:val="28"/>
-          <w:szCs w:val="28"/>
-        </w:rPr>
-        <w:t xml:space="preserve">. Создание </w:t>
-      </w:r>
-      <w:r>
-        <w:rPr>
-          <w:rFonts w:asciiTheme="majorBidi" w:hAnsiTheme="majorBidi" w:cstheme="majorBidi"/>
-          <w:bCs/>
-          <w:sz w:val="28"/>
-          <w:szCs w:val="28"/>
-        </w:rPr>
-        <w:t>подключения</w:t>
-      </w:r>
-      <w:r>
-        <w:rPr>
-          <w:rFonts w:asciiTheme="majorBidi" w:hAnsiTheme="majorBidi" w:cstheme="majorBidi"/>
-          <w:bCs/>
-          <w:sz w:val="28"/>
-          <w:szCs w:val="28"/>
-        </w:rPr>
-        <w:tab/>
-      </w:r>
-    </w:p>
-    <w:p>
-      <w:pPr>
-        <w:tabs>
-          <w:tab w:val="center" w:pos="4677"/>
-          <w:tab w:val="left" w:pos="7392"/>
-        </w:tabs>
-        <w:rPr>
-          <w:rFonts w:asciiTheme="majorBidi" w:hAnsiTheme="majorBidi" w:cstheme="majorBidi"/>
-          <w:bCs/>
-          <w:sz w:val="28"/>
-          <w:szCs w:val="28"/>
-        </w:rPr>
-      </w:pPr>
-    </w:p>
-    <w:p>
-      <w:pPr>
-        <w:jc w:val="center"/>
-        <w:rPr>
-          <w:rFonts w:asciiTheme="majorBidi" w:hAnsiTheme="majorBidi" w:cstheme="majorBidi"/>
-          <w:bCs/>
-          <w:sz w:val="28"/>
-          <w:szCs w:val="28"/>
-        </w:rPr>
-      </w:pPr>
-      <w:r>
-        <w:rPr>
-          <w:rFonts w:asciiTheme="majorBidi" w:hAnsiTheme="majorBidi" w:cstheme="majorBidi"/>
-          <w:bCs/>
-          <w:noProof/>
-          <w:sz w:val="28"/>
-          <w:szCs w:val="28"/>
-        </w:rPr>
-        <w:drawing>
-          <wp:inline distT="0" distB="0" distL="0" distR="0" wp14:anchorId="1A50A4AC" wp14:editId="47CF20F1">
-            <wp:extent cx="5940425" cy="3281045"/>
-            <wp:effectExtent l="0" t="0" r="3175" b="0"/>
-            <wp:docPr id="368843223" name="Рисунок 1"/>
-            <wp:cNvGraphicFramePr>
-              <a:graphicFrameLocks xmlns:a="http://schemas.openxmlformats.org/drawingml/2006/main" noChangeAspect="1"/>
-            </wp:cNvGraphicFramePr>
-            <a:graphic xmlns:a="http://schemas.openxmlformats.org/drawingml/2006/main">
-              <a:graphicData uri="http://schemas.openxmlformats.org/drawingml/2006/picture">
-                <pic:pic xmlns:pic="http://schemas.openxmlformats.org/drawingml/2006/picture">
-                  <pic:nvPicPr>
-                    <pic:cNvPr id="368843223" name=""/>
+                    <pic:cNvPr id="1354893408" name=""/>
                     <pic:cNvPicPr/>
                   </pic:nvPicPr>
                   <pic:blipFill>
@@ -994,7 +1132,7 @@
                   <pic:spPr>
                     <a:xfrm>
                       <a:off x="0" y="0"/>
-                      <a:ext cx="5940425" cy="3281045"/>
+                      <a:ext cx="5940425" cy="3216275"/>
                     </a:xfrm>
                     <a:prstGeom prst="rect">
                       <a:avLst/>
@@ -1006,14 +1144,28 @@
           </wp:inline>
         </w:drawing>
       </w:r>
-      <w:r>
-        <w:rPr>
-          <w:rFonts w:asciiTheme="majorBidi" w:hAnsiTheme="majorBidi" w:cstheme="majorBidi"/>
-          <w:bCs/>
-          <w:sz w:val="28"/>
-          <w:szCs w:val="28"/>
-        </w:rPr>
-        <w:t xml:space="preserve"> </w:t>
+    </w:p>
+    <w:p>
+      <w:pPr>
+        <w:tabs>
+          <w:tab w:val="center" w:pos="4677"/>
+          <w:tab w:val="left" w:pos="7392"/>
+        </w:tabs>
+        <w:rPr>
+          <w:rFonts w:asciiTheme="majorBidi" w:hAnsiTheme="majorBidi" w:cstheme="majorBidi"/>
+          <w:bCs/>
+          <w:sz w:val="28"/>
+          <w:szCs w:val="28"/>
+        </w:rPr>
+      </w:pPr>
+      <w:r>
+        <w:rPr>
+          <w:rFonts w:asciiTheme="majorBidi" w:hAnsiTheme="majorBidi" w:cstheme="majorBidi"/>
+          <w:bCs/>
+          <w:sz w:val="28"/>
+          <w:szCs w:val="28"/>
+        </w:rPr>
+        <w:tab/>
       </w:r>
       <w:r>
         <w:rPr>
@@ -1031,7 +1183,7 @@
           <w:sz w:val="28"/>
           <w:szCs w:val="28"/>
         </w:rPr>
-        <w:t>7</w:t>
+        <w:t>6</w:t>
       </w:r>
       <w:r>
         <w:rPr>
@@ -1049,8 +1201,31 @@
           <w:sz w:val="28"/>
           <w:szCs w:val="28"/>
         </w:rPr>
-        <w:t>датасета</w:t>
-      </w:r>
+        <w:t>подключения</w:t>
+      </w:r>
+      <w:r>
+        <w:rPr>
+          <w:rFonts w:asciiTheme="majorBidi" w:hAnsiTheme="majorBidi" w:cstheme="majorBidi"/>
+          <w:bCs/>
+          <w:sz w:val="28"/>
+          <w:szCs w:val="28"/>
+        </w:rPr>
+        <w:tab/>
+      </w:r>
+    </w:p>
+    <w:p>
+      <w:pPr>
+        <w:tabs>
+          <w:tab w:val="center" w:pos="4677"/>
+          <w:tab w:val="left" w:pos="7392"/>
+        </w:tabs>
+        <w:rPr>
+          <w:rFonts w:asciiTheme="majorBidi" w:hAnsiTheme="majorBidi" w:cstheme="majorBidi"/>
+          <w:bCs/>
+          <w:sz w:val="28"/>
+          <w:szCs w:val="28"/>
+        </w:rPr>
+      </w:pPr>
     </w:p>
     <w:p>
       <w:pPr>
@@ -1062,31 +1237,19 @@
           <w:szCs w:val="28"/>
         </w:rPr>
       </w:pPr>
-    </w:p>
-    <w:p>
-      <w:pPr>
-        <w:jc w:val="center"/>
-        <w:rPr>
-          <w:rFonts w:asciiTheme="majorBidi" w:hAnsiTheme="majorBidi" w:cstheme="majorBidi"/>
-          <w:bCs/>
-          <w:sz w:val="28"/>
-          <w:szCs w:val="28"/>
-        </w:rPr>
-      </w:pPr>
-      <w:r>
-        <w:rPr>
-          <w:rFonts w:asciiTheme="majorBidi" w:hAnsiTheme="majorBidi" w:cstheme="majorBidi"/>
-          <w:bCs/>
-          <w:noProof/>
+      <w:r>
+        <w:rPr>
+          <w:rFonts w:asciiTheme="majorBidi" w:hAnsiTheme="majorBidi" w:cstheme="majorBidi"/>
+          <w:bCs/>
           <w:sz w:val="28"/>
           <w:szCs w:val="28"/>
         </w:rPr>
         <w:lastRenderedPageBreak/>
         <w:drawing>
-          <wp:inline distT="0" distB="0" distL="0" distR="0" wp14:anchorId="09DE7710" wp14:editId="27781EB8">
-            <wp:extent cx="5940425" cy="3322955"/>
+          <wp:inline distT="0" distB="0" distL="0" distR="0" wp14:anchorId="244724DD" wp14:editId="4E2FAEE0">
+            <wp:extent cx="5940425" cy="3315970"/>
             <wp:effectExtent l="0" t="0" r="3175" b="0"/>
-            <wp:docPr id="359507132" name="Рисунок 1"/>
+            <wp:docPr id="917812699" name="Рисунок 1"/>
             <wp:cNvGraphicFramePr>
               <a:graphicFrameLocks xmlns:a="http://schemas.openxmlformats.org/drawingml/2006/main" noChangeAspect="1"/>
             </wp:cNvGraphicFramePr>
@@ -1094,7 +1257,7 @@
               <a:graphicData uri="http://schemas.openxmlformats.org/drawingml/2006/picture">
                 <pic:pic xmlns:pic="http://schemas.openxmlformats.org/drawingml/2006/picture">
                   <pic:nvPicPr>
-                    <pic:cNvPr id="359507132" name=""/>
+                    <pic:cNvPr id="917812699" name=""/>
                     <pic:cNvPicPr/>
                   </pic:nvPicPr>
                   <pic:blipFill>
@@ -1106,7 +1269,7 @@
                   <pic:spPr>
                     <a:xfrm>
                       <a:off x="0" y="0"/>
-                      <a:ext cx="5940425" cy="3322955"/>
+                      <a:ext cx="5940425" cy="3315970"/>
                     </a:xfrm>
                     <a:prstGeom prst="rect">
                       <a:avLst/>
@@ -1118,6 +1281,69 @@
           </wp:inline>
         </w:drawing>
       </w:r>
+      <w:r>
+        <w:rPr>
+          <w:rFonts w:asciiTheme="majorBidi" w:hAnsiTheme="majorBidi" w:cstheme="majorBidi"/>
+          <w:bCs/>
+          <w:sz w:val="28"/>
+          <w:szCs w:val="28"/>
+        </w:rPr>
+        <w:t xml:space="preserve"> </w:t>
+      </w:r>
+      <w:r>
+        <w:rPr>
+          <w:rFonts w:asciiTheme="majorBidi" w:hAnsiTheme="majorBidi" w:cstheme="majorBidi"/>
+          <w:bCs/>
+          <w:sz w:val="28"/>
+          <w:szCs w:val="28"/>
+        </w:rPr>
+        <w:t xml:space="preserve">Рис. </w:t>
+      </w:r>
+      <w:r>
+        <w:rPr>
+          <w:rFonts w:asciiTheme="majorBidi" w:hAnsiTheme="majorBidi" w:cstheme="majorBidi"/>
+          <w:bCs/>
+          <w:sz w:val="28"/>
+          <w:szCs w:val="28"/>
+        </w:rPr>
+        <w:t>7</w:t>
+      </w:r>
+      <w:r>
+        <w:rPr>
+          <w:rFonts w:asciiTheme="majorBidi" w:hAnsiTheme="majorBidi" w:cstheme="majorBidi"/>
+          <w:bCs/>
+          <w:sz w:val="28"/>
+          <w:szCs w:val="28"/>
+        </w:rPr>
+        <w:t xml:space="preserve">. Создание </w:t>
+      </w:r>
+      <w:r>
+        <w:rPr>
+          <w:rFonts w:asciiTheme="majorBidi" w:hAnsiTheme="majorBidi" w:cstheme="majorBidi"/>
+          <w:bCs/>
+          <w:sz w:val="28"/>
+          <w:szCs w:val="28"/>
+        </w:rPr>
+        <w:t>датасета</w:t>
+      </w:r>
+      <w:r>
+        <w:rPr>
+          <w:rFonts w:asciiTheme="majorBidi" w:hAnsiTheme="majorBidi" w:cstheme="majorBidi"/>
+          <w:bCs/>
+          <w:sz w:val="28"/>
+          <w:szCs w:val="28"/>
+        </w:rPr>
+        <w:t xml:space="preserve"> </w:t>
+      </w:r>
+      <w:r>
+        <w:rPr>
+          <w:rFonts w:asciiTheme="majorBidi" w:hAnsiTheme="majorBidi" w:cstheme="majorBidi"/>
+          <w:bCs/>
+          <w:sz w:val="28"/>
+          <w:szCs w:val="28"/>
+        </w:rPr>
+        <w:t>(связь по названию страны)</w:t>
+      </w:r>
     </w:p>
     <w:p>
       <w:pPr>
@@ -1129,77 +1355,28 @@
           <w:szCs w:val="28"/>
         </w:rPr>
       </w:pPr>
-      <w:r>
-        <w:rPr>
-          <w:rFonts w:asciiTheme="majorBidi" w:hAnsiTheme="majorBidi" w:cstheme="majorBidi"/>
-          <w:bCs/>
-          <w:sz w:val="28"/>
-          <w:szCs w:val="28"/>
-        </w:rPr>
-        <w:t xml:space="preserve">Рис. </w:t>
-      </w:r>
-      <w:r>
-        <w:rPr>
-          <w:rFonts w:asciiTheme="majorBidi" w:hAnsiTheme="majorBidi" w:cstheme="majorBidi"/>
-          <w:bCs/>
-          <w:sz w:val="28"/>
-          <w:szCs w:val="28"/>
-        </w:rPr>
-        <w:t>8</w:t>
-      </w:r>
-      <w:r>
-        <w:rPr>
-          <w:rFonts w:asciiTheme="majorBidi" w:hAnsiTheme="majorBidi" w:cstheme="majorBidi"/>
-          <w:bCs/>
-          <w:sz w:val="28"/>
-          <w:szCs w:val="28"/>
-        </w:rPr>
-        <w:t xml:space="preserve">. Создание </w:t>
-      </w:r>
-      <w:r>
-        <w:rPr>
-          <w:rFonts w:asciiTheme="majorBidi" w:hAnsiTheme="majorBidi" w:cstheme="majorBidi"/>
-          <w:bCs/>
-          <w:sz w:val="28"/>
-          <w:szCs w:val="28"/>
-        </w:rPr>
-        <w:t>первого чарта</w:t>
-      </w:r>
-    </w:p>
-    <w:p>
-      <w:pPr>
-        <w:jc w:val="center"/>
-        <w:rPr>
-          <w:rFonts w:asciiTheme="majorBidi" w:hAnsiTheme="majorBidi" w:cstheme="majorBidi"/>
-          <w:bCs/>
-          <w:sz w:val="28"/>
-          <w:szCs w:val="28"/>
-        </w:rPr>
-      </w:pPr>
-    </w:p>
-    <w:p>
-      <w:pPr>
-        <w:jc w:val="center"/>
-        <w:rPr>
-          <w:rFonts w:asciiTheme="majorBidi" w:hAnsiTheme="majorBidi" w:cstheme="majorBidi"/>
-          <w:bCs/>
-          <w:sz w:val="28"/>
-          <w:szCs w:val="28"/>
-        </w:rPr>
-      </w:pPr>
-      <w:r>
-        <w:rPr>
-          <w:rFonts w:asciiTheme="majorBidi" w:hAnsiTheme="majorBidi" w:cstheme="majorBidi"/>
-          <w:bCs/>
-          <w:noProof/>
+    </w:p>
+    <w:p>
+      <w:pPr>
+        <w:rPr>
+          <w:rFonts w:asciiTheme="majorBidi" w:hAnsiTheme="majorBidi" w:cstheme="majorBidi"/>
+          <w:bCs/>
+          <w:sz w:val="28"/>
+          <w:szCs w:val="28"/>
+        </w:rPr>
+      </w:pPr>
+      <w:r>
+        <w:rPr>
+          <w:rFonts w:asciiTheme="majorBidi" w:hAnsiTheme="majorBidi" w:cstheme="majorBidi"/>
+          <w:bCs/>
           <w:sz w:val="28"/>
           <w:szCs w:val="28"/>
         </w:rPr>
         <w:drawing>
-          <wp:inline distT="0" distB="0" distL="0" distR="0" wp14:anchorId="10CC048A" wp14:editId="53E3FA9C">
-            <wp:extent cx="5940425" cy="3325495"/>
-            <wp:effectExtent l="0" t="0" r="3175" b="8255"/>
-            <wp:docPr id="1318530311" name="Рисунок 1"/>
+          <wp:inline distT="0" distB="0" distL="0" distR="0" wp14:anchorId="0A249BD7" wp14:editId="072B2DC6">
+            <wp:extent cx="5940425" cy="3261995"/>
+            <wp:effectExtent l="0" t="0" r="3175" b="0"/>
+            <wp:docPr id="2036040673" name="Рисунок 1"/>
             <wp:cNvGraphicFramePr>
               <a:graphicFrameLocks xmlns:a="http://schemas.openxmlformats.org/drawingml/2006/main" noChangeAspect="1"/>
             </wp:cNvGraphicFramePr>
@@ -1207,7 +1384,7 @@
               <a:graphicData uri="http://schemas.openxmlformats.org/drawingml/2006/picture">
                 <pic:pic xmlns:pic="http://schemas.openxmlformats.org/drawingml/2006/picture">
                   <pic:nvPicPr>
-                    <pic:cNvPr id="1318530311" name=""/>
+                    <pic:cNvPr id="2036040673" name=""/>
                     <pic:cNvPicPr/>
                   </pic:nvPicPr>
                   <pic:blipFill>
@@ -1219,7 +1396,7 @@
                   <pic:spPr>
                     <a:xfrm>
                       <a:off x="0" y="0"/>
-                      <a:ext cx="5940425" cy="3325495"/>
+                      <a:ext cx="5940425" cy="3261995"/>
                     </a:xfrm>
                     <a:prstGeom prst="rect">
                       <a:avLst/>
@@ -1258,7 +1435,7 @@
           <w:sz w:val="28"/>
           <w:szCs w:val="28"/>
         </w:rPr>
-        <w:t>9</w:t>
+        <w:t>8</w:t>
       </w:r>
       <w:r>
         <w:rPr>
@@ -1276,28 +1453,52 @@
           <w:sz w:val="28"/>
           <w:szCs w:val="28"/>
         </w:rPr>
-        <w:t>второго чарта</w:t>
+        <w:t>первого чарта</w:t>
+      </w:r>
+      <w:r>
+        <w:rPr>
+          <w:rFonts w:asciiTheme="majorBidi" w:hAnsiTheme="majorBidi" w:cstheme="majorBidi"/>
+          <w:bCs/>
+          <w:sz w:val="28"/>
+          <w:szCs w:val="28"/>
+        </w:rPr>
+        <w:t xml:space="preserve"> (размер кружочка зависит от размера населения страны, цвет – от показателей ВВП)</w:t>
       </w:r>
     </w:p>
     <w:p>
       <w:pPr>
         <w:jc w:val="center"/>
+        <w:rPr>
+          <w:rFonts w:asciiTheme="majorBidi" w:hAnsiTheme="majorBidi" w:cstheme="majorBidi"/>
+          <w:bCs/>
+          <w:sz w:val="28"/>
+          <w:szCs w:val="28"/>
+        </w:rPr>
       </w:pPr>
     </w:p>
     <w:p>
       <w:pPr>
         <w:jc w:val="center"/>
-      </w:pPr>
-      <w:r>
-        <w:rPr>
-          <w:noProof/>
+        <w:rPr>
+          <w:rFonts w:asciiTheme="majorBidi" w:hAnsiTheme="majorBidi" w:cstheme="majorBidi"/>
+          <w:bCs/>
+          <w:sz w:val="28"/>
+          <w:szCs w:val="28"/>
+        </w:rPr>
+      </w:pPr>
+      <w:r>
+        <w:rPr>
+          <w:rFonts w:asciiTheme="majorBidi" w:hAnsiTheme="majorBidi" w:cstheme="majorBidi"/>
+          <w:bCs/>
+          <w:sz w:val="28"/>
+          <w:szCs w:val="28"/>
         </w:rPr>
         <w:lastRenderedPageBreak/>
         <w:drawing>
-          <wp:inline distT="0" distB="0" distL="0" distR="0" wp14:anchorId="6DE0A84B" wp14:editId="474EB3F8">
-            <wp:extent cx="5940425" cy="3255645"/>
-            <wp:effectExtent l="0" t="0" r="3175" b="1905"/>
-            <wp:docPr id="1523993553" name="Рисунок 1"/>
+          <wp:inline distT="0" distB="0" distL="0" distR="0" wp14:anchorId="34F4111A" wp14:editId="15327466">
+            <wp:extent cx="5940425" cy="3164205"/>
+            <wp:effectExtent l="0" t="0" r="3175" b="0"/>
+            <wp:docPr id="2136181394" name="Рисунок 1"/>
             <wp:cNvGraphicFramePr>
               <a:graphicFrameLocks xmlns:a="http://schemas.openxmlformats.org/drawingml/2006/main" noChangeAspect="1"/>
             </wp:cNvGraphicFramePr>
@@ -1305,7 +1506,7 @@
               <a:graphicData uri="http://schemas.openxmlformats.org/drawingml/2006/picture">
                 <pic:pic xmlns:pic="http://schemas.openxmlformats.org/drawingml/2006/picture">
                   <pic:nvPicPr>
-                    <pic:cNvPr id="1523993553" name=""/>
+                    <pic:cNvPr id="2136181394" name=""/>
                     <pic:cNvPicPr/>
                   </pic:nvPicPr>
                   <pic:blipFill>
@@ -1317,7 +1518,7 @@
                   <pic:spPr>
                     <a:xfrm>
                       <a:off x="0" y="0"/>
-                      <a:ext cx="5940425" cy="3255645"/>
+                      <a:ext cx="5940425" cy="3164205"/>
                     </a:xfrm>
                     <a:prstGeom prst="rect">
                       <a:avLst/>
@@ -1333,6 +1534,12 @@
     <w:p>
       <w:pPr>
         <w:jc w:val="center"/>
+        <w:rPr>
+          <w:rFonts w:asciiTheme="majorBidi" w:hAnsiTheme="majorBidi" w:cstheme="majorBidi"/>
+          <w:bCs/>
+          <w:sz w:val="28"/>
+          <w:szCs w:val="28"/>
+        </w:rPr>
       </w:pPr>
       <w:r>
         <w:rPr>
@@ -1350,7 +1557,7 @@
           <w:sz w:val="28"/>
           <w:szCs w:val="28"/>
         </w:rPr>
-        <w:t>10</w:t>
+        <w:t>9</w:t>
       </w:r>
       <w:r>
         <w:rPr>
@@ -1368,7 +1575,7 @@
           <w:sz w:val="28"/>
           <w:szCs w:val="28"/>
         </w:rPr>
-        <w:t>третьего чарта</w:t>
+        <w:t>дашборда (можно выбрать страну)</w:t>
       </w:r>
     </w:p>
     <w:p>
@@ -1377,103 +1584,6 @@
       </w:pPr>
     </w:p>
     <w:p>
-      <w:pPr>
-        <w:jc w:val="center"/>
-      </w:pPr>
-      <w:r>
-        <w:rPr>
-          <w:noProof/>
-        </w:rPr>
-        <w:drawing>
-          <wp:inline distT="0" distB="0" distL="0" distR="0" wp14:anchorId="75E51D4B" wp14:editId="5B8A3678">
-            <wp:extent cx="5940425" cy="3159760"/>
-            <wp:effectExtent l="0" t="0" r="3175" b="2540"/>
-            <wp:docPr id="177133186" name="Рисунок 1"/>
-            <wp:cNvGraphicFramePr>
-              <a:graphicFrameLocks xmlns:a="http://schemas.openxmlformats.org/drawingml/2006/main" noChangeAspect="1"/>
-            </wp:cNvGraphicFramePr>
-            <a:graphic xmlns:a="http://schemas.openxmlformats.org/drawingml/2006/main">
-              <a:graphicData uri="http://schemas.openxmlformats.org/drawingml/2006/picture">
-                <pic:pic xmlns:pic="http://schemas.openxmlformats.org/drawingml/2006/picture">
-                  <pic:nvPicPr>
-                    <pic:cNvPr id="177133186" name=""/>
-                    <pic:cNvPicPr/>
-                  </pic:nvPicPr>
-                  <pic:blipFill>
-                    <a:blip r:embed="rId16"/>
-                    <a:stretch>
-                      <a:fillRect/>
-                    </a:stretch>
-                  </pic:blipFill>
-                  <pic:spPr>
-                    <a:xfrm>
-                      <a:off x="0" y="0"/>
-                      <a:ext cx="5940425" cy="3159760"/>
-                    </a:xfrm>
-                    <a:prstGeom prst="rect">
-                      <a:avLst/>
-                    </a:prstGeom>
-                  </pic:spPr>
-                </pic:pic>
-              </a:graphicData>
-            </a:graphic>
-          </wp:inline>
-        </w:drawing>
-      </w:r>
-    </w:p>
-    <w:p>
-      <w:pPr>
-        <w:jc w:val="center"/>
-        <w:rPr>
-          <w:rFonts w:asciiTheme="majorBidi" w:hAnsiTheme="majorBidi" w:cstheme="majorBidi"/>
-          <w:bCs/>
-          <w:sz w:val="28"/>
-          <w:szCs w:val="28"/>
-        </w:rPr>
-      </w:pPr>
-      <w:r>
-        <w:rPr>
-          <w:rFonts w:asciiTheme="majorBidi" w:hAnsiTheme="majorBidi" w:cstheme="majorBidi"/>
-          <w:bCs/>
-          <w:sz w:val="28"/>
-          <w:szCs w:val="28"/>
-        </w:rPr>
-        <w:t xml:space="preserve">Рис. </w:t>
-      </w:r>
-      <w:r>
-        <w:rPr>
-          <w:rFonts w:asciiTheme="majorBidi" w:hAnsiTheme="majorBidi" w:cstheme="majorBidi"/>
-          <w:bCs/>
-          <w:sz w:val="28"/>
-          <w:szCs w:val="28"/>
-        </w:rPr>
-        <w:t>11</w:t>
-      </w:r>
-      <w:r>
-        <w:rPr>
-          <w:rFonts w:asciiTheme="majorBidi" w:hAnsiTheme="majorBidi" w:cstheme="majorBidi"/>
-          <w:bCs/>
-          <w:sz w:val="28"/>
-          <w:szCs w:val="28"/>
-        </w:rPr>
-        <w:t xml:space="preserve">. Создание </w:t>
-      </w:r>
-      <w:r>
-        <w:rPr>
-          <w:rFonts w:asciiTheme="majorBidi" w:hAnsiTheme="majorBidi" w:cstheme="majorBidi"/>
-          <w:bCs/>
-          <w:sz w:val="28"/>
-          <w:szCs w:val="28"/>
-        </w:rPr>
-        <w:t>дашборда</w:t>
-      </w:r>
-    </w:p>
-    <w:p>
-      <w:pPr>
-        <w:jc w:val="center"/>
-      </w:pPr>
-    </w:p>
-    <w:p>
       <w:r>
         <w:t>Ссылка на дашборд</w:t>
       </w:r>
@@ -1482,18 +1592,6 @@
       </w:r>
     </w:p>
     <w:p>
-      <w:hyperlink r:id="rId17" w:history="1">
-        <w:r>
-          <w:rPr>
-            <w:rStyle w:val="ac"/>
-          </w:rPr>
-          <w:t>https://datalens.yandex/4d94fd7r4128o</w:t>
-        </w:r>
-      </w:hyperlink>
-    </w:p>
-    <w:p/>
-    <w:p/>
-    <w:p>
       <w:pPr>
         <w:rPr>
           <w:b/>
@@ -1503,266 +1601,8 @@
         </w:rPr>
       </w:pPr>
       <w:r>
-        <w:rPr>
-          <w:b/>
-          <w:bCs/>
-          <w:sz w:val="28"/>
-          <w:szCs w:val="28"/>
-        </w:rPr>
-        <w:lastRenderedPageBreak/>
-        <w:t>Задание 3</w:t>
-      </w:r>
-    </w:p>
-    <w:p>
-      <w:pPr>
-        <w:rPr>
-          <w:b/>
-          <w:bCs/>
-          <w:sz w:val="28"/>
-          <w:szCs w:val="28"/>
-        </w:rPr>
-      </w:pPr>
-      <w:r>
-        <w:rPr>
-          <w:b/>
-          <w:bCs/>
-          <w:noProof/>
-          <w:sz w:val="28"/>
-          <w:szCs w:val="28"/>
-        </w:rPr>
-        <w:drawing>
-          <wp:inline distT="0" distB="0" distL="0" distR="0" wp14:anchorId="018EF35A" wp14:editId="19EFB5CA">
-            <wp:extent cx="5940425" cy="4653280"/>
-            <wp:effectExtent l="0" t="0" r="3175" b="0"/>
-            <wp:docPr id="1189906277" name="Рисунок 1"/>
-            <wp:cNvGraphicFramePr>
-              <a:graphicFrameLocks xmlns:a="http://schemas.openxmlformats.org/drawingml/2006/main" noChangeAspect="1"/>
-            </wp:cNvGraphicFramePr>
-            <a:graphic xmlns:a="http://schemas.openxmlformats.org/drawingml/2006/main">
-              <a:graphicData uri="http://schemas.openxmlformats.org/drawingml/2006/picture">
-                <pic:pic xmlns:pic="http://schemas.openxmlformats.org/drawingml/2006/picture">
-                  <pic:nvPicPr>
-                    <pic:cNvPr id="1189906277" name=""/>
-                    <pic:cNvPicPr/>
-                  </pic:nvPicPr>
-                  <pic:blipFill>
-                    <a:blip r:embed="rId18"/>
-                    <a:stretch>
-                      <a:fillRect/>
-                    </a:stretch>
-                  </pic:blipFill>
-                  <pic:spPr>
-                    <a:xfrm>
-                      <a:off x="0" y="0"/>
-                      <a:ext cx="5940425" cy="4653280"/>
-                    </a:xfrm>
-                    <a:prstGeom prst="rect">
-                      <a:avLst/>
-                    </a:prstGeom>
-                  </pic:spPr>
-                </pic:pic>
-              </a:graphicData>
-            </a:graphic>
-          </wp:inline>
-        </w:drawing>
-      </w:r>
-    </w:p>
-    <w:p>
-      <w:pPr>
-        <w:jc w:val="center"/>
-        <w:rPr>
-          <w:rFonts w:asciiTheme="majorBidi" w:hAnsiTheme="majorBidi" w:cstheme="majorBidi"/>
-          <w:bCs/>
-          <w:sz w:val="28"/>
-          <w:szCs w:val="28"/>
-        </w:rPr>
-      </w:pPr>
-      <w:r>
-        <w:rPr>
-          <w:rFonts w:asciiTheme="majorBidi" w:hAnsiTheme="majorBidi" w:cstheme="majorBidi"/>
-          <w:bCs/>
-          <w:sz w:val="28"/>
-          <w:szCs w:val="28"/>
-        </w:rPr>
-        <w:t xml:space="preserve">Рис. </w:t>
-      </w:r>
-      <w:r>
-        <w:rPr>
-          <w:rFonts w:asciiTheme="majorBidi" w:hAnsiTheme="majorBidi" w:cstheme="majorBidi"/>
-          <w:bCs/>
-          <w:sz w:val="28"/>
-          <w:szCs w:val="28"/>
-        </w:rPr>
-        <w:t>12</w:t>
-      </w:r>
-      <w:r>
-        <w:rPr>
-          <w:rFonts w:asciiTheme="majorBidi" w:hAnsiTheme="majorBidi" w:cstheme="majorBidi"/>
-          <w:bCs/>
-          <w:sz w:val="28"/>
-          <w:szCs w:val="28"/>
-        </w:rPr>
-        <w:t xml:space="preserve">. Создание </w:t>
-      </w:r>
-      <w:r>
-        <w:rPr>
-          <w:rFonts w:asciiTheme="majorBidi" w:hAnsiTheme="majorBidi" w:cstheme="majorBidi"/>
-          <w:bCs/>
-          <w:sz w:val="28"/>
-          <w:szCs w:val="28"/>
-        </w:rPr>
-        <w:t>дашборда с селекторами</w:t>
-      </w:r>
-    </w:p>
-    <w:p>
-      <w:pPr>
-        <w:rPr>
-          <w:b/>
-          <w:bCs/>
-          <w:sz w:val="28"/>
-          <w:szCs w:val="28"/>
-        </w:rPr>
-      </w:pPr>
-    </w:p>
-    <w:p>
-      <w:pPr>
-        <w:jc w:val="center"/>
-        <w:rPr>
-          <w:b/>
-          <w:bCs/>
-          <w:sz w:val="28"/>
-          <w:szCs w:val="28"/>
-        </w:rPr>
-      </w:pPr>
-      <w:r>
-        <w:rPr>
-          <w:b/>
-          <w:bCs/>
-          <w:noProof/>
-          <w:sz w:val="28"/>
-          <w:szCs w:val="28"/>
-        </w:rPr>
-        <w:drawing>
-          <wp:inline distT="0" distB="0" distL="0" distR="0" wp14:anchorId="76E37755" wp14:editId="56E2E254">
-            <wp:extent cx="5562600" cy="3037281"/>
-            <wp:effectExtent l="0" t="0" r="0" b="0"/>
-            <wp:docPr id="1230579092" name="Рисунок 1"/>
-            <wp:cNvGraphicFramePr>
-              <a:graphicFrameLocks xmlns:a="http://schemas.openxmlformats.org/drawingml/2006/main" noChangeAspect="1"/>
-            </wp:cNvGraphicFramePr>
-            <a:graphic xmlns:a="http://schemas.openxmlformats.org/drawingml/2006/main">
-              <a:graphicData uri="http://schemas.openxmlformats.org/drawingml/2006/picture">
-                <pic:pic xmlns:pic="http://schemas.openxmlformats.org/drawingml/2006/picture">
-                  <pic:nvPicPr>
-                    <pic:cNvPr id="1230579092" name=""/>
-                    <pic:cNvPicPr/>
-                  </pic:nvPicPr>
-                  <pic:blipFill>
-                    <a:blip r:embed="rId19"/>
-                    <a:stretch>
-                      <a:fillRect/>
-                    </a:stretch>
-                  </pic:blipFill>
-                  <pic:spPr>
-                    <a:xfrm>
-                      <a:off x="0" y="0"/>
-                      <a:ext cx="5564005" cy="3038048"/>
-                    </a:xfrm>
-                    <a:prstGeom prst="rect">
-                      <a:avLst/>
-                    </a:prstGeom>
-                  </pic:spPr>
-                </pic:pic>
-              </a:graphicData>
-            </a:graphic>
-          </wp:inline>
-        </w:drawing>
-      </w:r>
-    </w:p>
-    <w:p>
-      <w:pPr>
-        <w:jc w:val="center"/>
-        <w:rPr>
-          <w:rFonts w:asciiTheme="majorBidi" w:hAnsiTheme="majorBidi" w:cstheme="majorBidi"/>
-          <w:bCs/>
-          <w:sz w:val="28"/>
-          <w:szCs w:val="28"/>
-        </w:rPr>
-      </w:pPr>
-      <w:r>
-        <w:rPr>
-          <w:rFonts w:asciiTheme="majorBidi" w:hAnsiTheme="majorBidi" w:cstheme="majorBidi"/>
-          <w:bCs/>
-          <w:sz w:val="28"/>
-          <w:szCs w:val="28"/>
-        </w:rPr>
-        <w:t xml:space="preserve">Рис. </w:t>
-      </w:r>
-      <w:r>
-        <w:rPr>
-          <w:rFonts w:asciiTheme="majorBidi" w:hAnsiTheme="majorBidi" w:cstheme="majorBidi"/>
-          <w:bCs/>
-          <w:sz w:val="28"/>
-          <w:szCs w:val="28"/>
-        </w:rPr>
-        <w:t>1</w:t>
-      </w:r>
-      <w:r>
-        <w:rPr>
-          <w:rFonts w:asciiTheme="majorBidi" w:hAnsiTheme="majorBidi" w:cstheme="majorBidi"/>
-          <w:bCs/>
-          <w:sz w:val="28"/>
-          <w:szCs w:val="28"/>
-        </w:rPr>
-        <w:t>3</w:t>
-      </w:r>
-      <w:r>
-        <w:rPr>
-          <w:rFonts w:asciiTheme="majorBidi" w:hAnsiTheme="majorBidi" w:cstheme="majorBidi"/>
-          <w:bCs/>
-          <w:sz w:val="28"/>
-          <w:szCs w:val="28"/>
-        </w:rPr>
-        <w:t xml:space="preserve">. Создание </w:t>
-      </w:r>
-      <w:r>
-        <w:rPr>
-          <w:rFonts w:asciiTheme="majorBidi" w:hAnsiTheme="majorBidi" w:cstheme="majorBidi"/>
-          <w:bCs/>
-          <w:sz w:val="28"/>
-          <w:szCs w:val="28"/>
-        </w:rPr>
-        <w:t>дашборда с селекторами</w:t>
-      </w:r>
-    </w:p>
-    <w:p>
-      <w:r>
-        <w:lastRenderedPageBreak/>
-        <w:t>Ссылка на дашборд</w:t>
-      </w:r>
-      <w:r>
-        <w:t>:</w:t>
-      </w:r>
-    </w:p>
-    <w:p>
-      <w:hyperlink r:id="rId20" w:history="1">
-        <w:r>
-          <w:rPr>
-            <w:rStyle w:val="ac"/>
-          </w:rPr>
-          <w:t>https://datalens.yandex/4d94fd7r4128o</w:t>
-        </w:r>
-      </w:hyperlink>
-    </w:p>
-    <w:p>
-      <w:pPr>
-        <w:rPr>
-          <w:b/>
-          <w:bCs/>
-          <w:sz w:val="28"/>
-          <w:szCs w:val="28"/>
-        </w:rPr>
-      </w:pPr>
+        <w:t>https://datalens.yandex/3fzexsj69spen</w:t>
+      </w:r>
     </w:p>
     <w:sectPr>
       <w:pgSz w:w="11906" w:h="16838"/>
@@ -3011,4 +2851,16 @@
     </a:ext>
   </a:extLst>
 </a:theme>
+</file>
+
+<file path=customXml/item1.xml><?xml version="1.0" encoding="utf-8"?>
+<b:Sources xmlns:b="http://schemas.openxmlformats.org/officeDocument/2006/bibliography" xmlns="http://schemas.openxmlformats.org/officeDocument/2006/bibliography" SelectedStyle="\APASixthEditionOfficeOnline.xsl" StyleName="APA" Version="6"/>
+</file>
+
+<file path=customXml/itemProps1.xml><?xml version="1.0" encoding="utf-8"?>
+<ds:datastoreItem xmlns:ds="http://schemas.openxmlformats.org/officeDocument/2006/customXml" ds:itemID="{0198E68D-0F38-4183-9AA2-CC88A999B17E}">
+  <ds:schemaRefs>
+    <ds:schemaRef ds:uri="http://schemas.openxmlformats.org/officeDocument/2006/bibliography"/>
+  </ds:schemaRefs>
+</ds:datastoreItem>
 </file>